--- a/New folder/PySpark-Functions - Day_1-DE.docx
+++ b/New folder/PySpark-Functions - Day_1-DE.docx
@@ -11639,6 +11639,747 @@
         </w:tc>
       </w:tr>
     </w:tbl>
+    <w:p>
+      <w:pPr>
+        <w:pStyle w:val="Heading2"/>
+        <w:keepNext w:val="0"/>
+        <w:keepLines w:val="0"/>
+        <w:shd w:val="clear" w:color="auto" w:fill="F9F9F9"/>
+        <w:spacing w:before="0" w:after="0" w:line="240" w:lineRule="auto"/>
+        <w:jc w:val="both"/>
+        <w:rPr>
+          <w:b/>
+          <w:color w:val="1E73BE"/>
+          <w:sz w:val="20"/>
+          <w:szCs w:val="20"/>
+          <w:shd w:val="clear" w:color="auto" w:fill="F9F9F9"/>
+        </w:rPr>
+      </w:pPr>
+      <w:r>
+        <w:rPr>
+          <w:b/>
+          <w:color w:val="1E73BE"/>
+          <w:sz w:val="20"/>
+          <w:szCs w:val="20"/>
+          <w:shd w:val="clear" w:color="auto" w:fill="F9F9F9"/>
+        </w:rPr>
+        <w:t>Filter on an Array column</w:t>
+      </w:r>
+    </w:p>
+    <w:p>
+      <w:pPr>
+        <w:shd w:val="clear" w:color="auto" w:fill="F9F9F9"/>
+        <w:spacing w:line="240" w:lineRule="auto"/>
+        <w:jc w:val="both"/>
+        <w:rPr>
+          <w:sz w:val="20"/>
+          <w:szCs w:val="20"/>
+          <w:shd w:val="clear" w:color="auto" w:fill="F9F9F9"/>
+        </w:rPr>
+      </w:pPr>
+      <w:r>
+        <w:rPr>
+          <w:sz w:val="20"/>
+          <w:szCs w:val="20"/>
+          <w:shd w:val="clear" w:color="auto" w:fill="F9F9F9"/>
+        </w:rPr>
+        <w:t xml:space="preserve">When you want to filter rows from </w:t>
+      </w:r>
+      <w:proofErr w:type="spellStart"/>
+      <w:r>
+        <w:rPr>
+          <w:sz w:val="20"/>
+          <w:szCs w:val="20"/>
+          <w:shd w:val="clear" w:color="auto" w:fill="F9F9F9"/>
+        </w:rPr>
+        <w:t>DataFrame</w:t>
+      </w:r>
+      <w:proofErr w:type="spellEnd"/>
+      <w:r>
+        <w:rPr>
+          <w:sz w:val="20"/>
+          <w:szCs w:val="20"/>
+          <w:shd w:val="clear" w:color="auto" w:fill="F9F9F9"/>
+        </w:rPr>
+        <w:t xml:space="preserve"> based on value present in an array collection column, you can use the first syntax. The below example uses </w:t>
+      </w:r>
+      <w:proofErr w:type="spellStart"/>
+      <w:r>
+        <w:rPr>
+          <w:rFonts w:ascii="Courier New" w:eastAsia="Courier New" w:hAnsi="Courier New" w:cs="Courier New"/>
+          <w:sz w:val="20"/>
+          <w:szCs w:val="20"/>
+          <w:shd w:val="clear" w:color="auto" w:fill="E3E3E4"/>
+        </w:rPr>
+        <w:t>array_</w:t>
+      </w:r>
+      <w:proofErr w:type="gramStart"/>
+      <w:r>
+        <w:rPr>
+          <w:rFonts w:ascii="Courier New" w:eastAsia="Courier New" w:hAnsi="Courier New" w:cs="Courier New"/>
+          <w:sz w:val="20"/>
+          <w:szCs w:val="20"/>
+          <w:shd w:val="clear" w:color="auto" w:fill="E3E3E4"/>
+        </w:rPr>
+        <w:t>contains</w:t>
+      </w:r>
+      <w:proofErr w:type="spellEnd"/>
+      <w:r>
+        <w:rPr>
+          <w:rFonts w:ascii="Courier New" w:eastAsia="Courier New" w:hAnsi="Courier New" w:cs="Courier New"/>
+          <w:sz w:val="20"/>
+          <w:szCs w:val="20"/>
+          <w:shd w:val="clear" w:color="auto" w:fill="E3E3E4"/>
+        </w:rPr>
+        <w:t>(</w:t>
+      </w:r>
+      <w:proofErr w:type="gramEnd"/>
+      <w:r>
+        <w:rPr>
+          <w:rFonts w:ascii="Courier New" w:eastAsia="Courier New" w:hAnsi="Courier New" w:cs="Courier New"/>
+          <w:sz w:val="20"/>
+          <w:szCs w:val="20"/>
+          <w:shd w:val="clear" w:color="auto" w:fill="E3E3E4"/>
+        </w:rPr>
+        <w:t>)</w:t>
+      </w:r>
+      <w:r>
+        <w:rPr>
+          <w:sz w:val="20"/>
+          <w:szCs w:val="20"/>
+          <w:shd w:val="clear" w:color="auto" w:fill="F9F9F9"/>
+        </w:rPr>
+        <w:t xml:space="preserve"> from </w:t>
+      </w:r>
+      <w:proofErr w:type="spellStart"/>
+      <w:r>
+        <w:rPr>
+          <w:sz w:val="20"/>
+          <w:szCs w:val="20"/>
+          <w:shd w:val="clear" w:color="auto" w:fill="F9F9F9"/>
+        </w:rPr>
+        <w:t>Pyspark</w:t>
+      </w:r>
+      <w:proofErr w:type="spellEnd"/>
+      <w:r>
+        <w:rPr>
+          <w:sz w:val="20"/>
+          <w:szCs w:val="20"/>
+          <w:shd w:val="clear" w:color="auto" w:fill="F9F9F9"/>
+        </w:rPr>
+        <w:t xml:space="preserve"> SQL functions which checks if a value contains in an array if present it returns true otherwise false.</w:t>
+      </w:r>
+    </w:p>
+    <w:p>
+      <w:pPr>
+        <w:shd w:val="clear" w:color="auto" w:fill="F9F9F9"/>
+        <w:spacing w:line="240" w:lineRule="auto"/>
+        <w:jc w:val="both"/>
+        <w:rPr>
+          <w:sz w:val="20"/>
+          <w:szCs w:val="20"/>
+          <w:shd w:val="clear" w:color="auto" w:fill="F9F9F9"/>
+        </w:rPr>
+      </w:pPr>
+    </w:p>
+    <w:p>
+      <w:pPr>
+        <w:shd w:val="clear" w:color="auto" w:fill="F9F9F9"/>
+        <w:spacing w:line="240" w:lineRule="auto"/>
+        <w:jc w:val="both"/>
+        <w:rPr>
+          <w:sz w:val="20"/>
+          <w:szCs w:val="20"/>
+          <w:shd w:val="clear" w:color="auto" w:fill="F9F9F9"/>
+        </w:rPr>
+      </w:pPr>
+    </w:p>
+    <w:tbl>
+      <w:tblPr>
+        <w:tblW w:w="9029" w:type="dxa"/>
+        <w:tblBorders>
+          <w:top w:val="single" w:sz="8" w:space="0" w:color="000000"/>
+          <w:left w:val="single" w:sz="8" w:space="0" w:color="000000"/>
+          <w:bottom w:val="single" w:sz="8" w:space="0" w:color="000000"/>
+          <w:right w:val="single" w:sz="8" w:space="0" w:color="000000"/>
+          <w:insideH w:val="single" w:sz="8" w:space="0" w:color="000000"/>
+          <w:insideV w:val="single" w:sz="8" w:space="0" w:color="000000"/>
+        </w:tblBorders>
+        <w:tblLayout w:type="fixed"/>
+        <w:tblLook w:val="0600" w:firstRow="0" w:lastRow="0" w:firstColumn="0" w:lastColumn="0" w:noHBand="1" w:noVBand="1"/>
+      </w:tblPr>
+      <w:tblGrid>
+        <w:gridCol w:w="9029"/>
+      </w:tblGrid>
+      <w:tr>
+        <w:tc>
+          <w:tcPr>
+            <w:tcW w:w="9029" w:type="dxa"/>
+            <w:tcMar>
+              <w:top w:w="100" w:type="dxa"/>
+              <w:left w:w="100" w:type="dxa"/>
+              <w:bottom w:w="100" w:type="dxa"/>
+              <w:right w:w="100" w:type="dxa"/>
+            </w:tcMar>
+          </w:tcPr>
+          <w:p>
+            <w:pPr>
+              <w:widowControl w:val="0"/>
+              <w:pBdr>
+                <w:top w:val="nil"/>
+                <w:left w:val="nil"/>
+                <w:bottom w:val="nil"/>
+                <w:right w:val="nil"/>
+                <w:between w:val="nil"/>
+              </w:pBdr>
+              <w:spacing w:line="240" w:lineRule="auto"/>
+              <w:jc w:val="both"/>
+              <w:rPr>
+                <w:sz w:val="20"/>
+                <w:szCs w:val="20"/>
+                <w:shd w:val="clear" w:color="auto" w:fill="F9F9F9"/>
+              </w:rPr>
+            </w:pPr>
+          </w:p>
+          <w:p>
+            <w:pPr>
+              <w:widowControl w:val="0"/>
+              <w:pBdr>
+                <w:top w:val="nil"/>
+                <w:left w:val="nil"/>
+                <w:bottom w:val="nil"/>
+                <w:right w:val="nil"/>
+                <w:between w:val="nil"/>
+              </w:pBdr>
+              <w:spacing w:line="240" w:lineRule="auto"/>
+              <w:jc w:val="both"/>
+              <w:rPr>
+                <w:sz w:val="20"/>
+                <w:szCs w:val="20"/>
+                <w:shd w:val="clear" w:color="auto" w:fill="F9F9F9"/>
+              </w:rPr>
+            </w:pPr>
+            <w:r>
+              <w:rPr>
+                <w:sz w:val="20"/>
+                <w:szCs w:val="20"/>
+                <w:shd w:val="clear" w:color="auto" w:fill="F9F9F9"/>
+              </w:rPr>
+              <w:t xml:space="preserve">from </w:t>
+            </w:r>
+            <w:proofErr w:type="spellStart"/>
+            <w:proofErr w:type="gramStart"/>
+            <w:r>
+              <w:rPr>
+                <w:sz w:val="20"/>
+                <w:szCs w:val="20"/>
+                <w:shd w:val="clear" w:color="auto" w:fill="F9F9F9"/>
+              </w:rPr>
+              <w:t>pyspark.sql.functions</w:t>
+            </w:r>
+            <w:proofErr w:type="spellEnd"/>
+            <w:proofErr w:type="gramEnd"/>
+            <w:r>
+              <w:rPr>
+                <w:sz w:val="20"/>
+                <w:szCs w:val="20"/>
+                <w:shd w:val="clear" w:color="auto" w:fill="F9F9F9"/>
+              </w:rPr>
+              <w:t xml:space="preserve"> import </w:t>
+            </w:r>
+            <w:proofErr w:type="spellStart"/>
+            <w:r>
+              <w:rPr>
+                <w:sz w:val="20"/>
+                <w:szCs w:val="20"/>
+                <w:shd w:val="clear" w:color="auto" w:fill="F9F9F9"/>
+              </w:rPr>
+              <w:t>array_contains</w:t>
+            </w:r>
+            <w:proofErr w:type="spellEnd"/>
+          </w:p>
+          <w:p>
+            <w:pPr>
+              <w:widowControl w:val="0"/>
+              <w:pBdr>
+                <w:top w:val="nil"/>
+                <w:left w:val="nil"/>
+                <w:bottom w:val="nil"/>
+                <w:right w:val="nil"/>
+                <w:between w:val="nil"/>
+              </w:pBdr>
+              <w:spacing w:line="240" w:lineRule="auto"/>
+              <w:jc w:val="both"/>
+              <w:rPr>
+                <w:sz w:val="20"/>
+                <w:szCs w:val="20"/>
+                <w:shd w:val="clear" w:color="auto" w:fill="F9F9F9"/>
+              </w:rPr>
+            </w:pPr>
+            <w:proofErr w:type="spellStart"/>
+            <w:proofErr w:type="gramStart"/>
+            <w:r>
+              <w:rPr>
+                <w:sz w:val="20"/>
+                <w:szCs w:val="20"/>
+                <w:shd w:val="clear" w:color="auto" w:fill="F9F9F9"/>
+              </w:rPr>
+              <w:t>df.filter</w:t>
+            </w:r>
+            <w:proofErr w:type="spellEnd"/>
+            <w:proofErr w:type="gramEnd"/>
+            <w:r>
+              <w:rPr>
+                <w:sz w:val="20"/>
+                <w:szCs w:val="20"/>
+                <w:shd w:val="clear" w:color="auto" w:fill="F9F9F9"/>
+              </w:rPr>
+              <w:t>(</w:t>
+            </w:r>
+            <w:proofErr w:type="spellStart"/>
+            <w:r>
+              <w:rPr>
+                <w:sz w:val="20"/>
+                <w:szCs w:val="20"/>
+                <w:shd w:val="clear" w:color="auto" w:fill="F9F9F9"/>
+              </w:rPr>
+              <w:t>array_contains</w:t>
+            </w:r>
+            <w:proofErr w:type="spellEnd"/>
+            <w:r>
+              <w:rPr>
+                <w:sz w:val="20"/>
+                <w:szCs w:val="20"/>
+                <w:shd w:val="clear" w:color="auto" w:fill="F9F9F9"/>
+              </w:rPr>
+              <w:t>(</w:t>
+            </w:r>
+            <w:proofErr w:type="spellStart"/>
+            <w:proofErr w:type="gramStart"/>
+            <w:r>
+              <w:rPr>
+                <w:sz w:val="20"/>
+                <w:szCs w:val="20"/>
+                <w:shd w:val="clear" w:color="auto" w:fill="F9F9F9"/>
+              </w:rPr>
+              <w:t>df.languages</w:t>
+            </w:r>
+            <w:proofErr w:type="gramEnd"/>
+            <w:r>
+              <w:rPr>
+                <w:sz w:val="20"/>
+                <w:szCs w:val="20"/>
+                <w:shd w:val="clear" w:color="auto" w:fill="F9F9F9"/>
+              </w:rPr>
+              <w:t>,"Java</w:t>
+            </w:r>
+            <w:proofErr w:type="spellEnd"/>
+            <w:r>
+              <w:rPr>
+                <w:sz w:val="20"/>
+                <w:szCs w:val="20"/>
+                <w:shd w:val="clear" w:color="auto" w:fill="F9F9F9"/>
+              </w:rPr>
+              <w:t>")) \</w:t>
+            </w:r>
+          </w:p>
+          <w:p>
+            <w:pPr>
+              <w:widowControl w:val="0"/>
+              <w:pBdr>
+                <w:top w:val="nil"/>
+                <w:left w:val="nil"/>
+                <w:bottom w:val="nil"/>
+                <w:right w:val="nil"/>
+                <w:between w:val="nil"/>
+              </w:pBdr>
+              <w:spacing w:line="240" w:lineRule="auto"/>
+              <w:jc w:val="both"/>
+              <w:rPr>
+                <w:sz w:val="20"/>
+                <w:szCs w:val="20"/>
+                <w:shd w:val="clear" w:color="auto" w:fill="F9F9F9"/>
+              </w:rPr>
+            </w:pPr>
+            <w:r>
+              <w:rPr>
+                <w:sz w:val="20"/>
+                <w:szCs w:val="20"/>
+                <w:shd w:val="clear" w:color="auto" w:fill="F9F9F9"/>
+              </w:rPr>
+              <w:t xml:space="preserve">    </w:t>
+            </w:r>
+            <w:proofErr w:type="gramStart"/>
+            <w:r>
+              <w:rPr>
+                <w:sz w:val="20"/>
+                <w:szCs w:val="20"/>
+                <w:shd w:val="clear" w:color="auto" w:fill="F9F9F9"/>
+              </w:rPr>
+              <w:t>.show</w:t>
+            </w:r>
+            <w:proofErr w:type="gramEnd"/>
+            <w:r>
+              <w:rPr>
+                <w:sz w:val="20"/>
+                <w:szCs w:val="20"/>
+                <w:shd w:val="clear" w:color="auto" w:fill="F9F9F9"/>
+              </w:rPr>
+              <w:t xml:space="preserve">(truncate=False)     </w:t>
+            </w:r>
+          </w:p>
+          <w:p>
+            <w:pPr>
+              <w:widowControl w:val="0"/>
+              <w:pBdr>
+                <w:top w:val="nil"/>
+                <w:left w:val="nil"/>
+                <w:bottom w:val="nil"/>
+                <w:right w:val="nil"/>
+                <w:between w:val="nil"/>
+              </w:pBdr>
+              <w:spacing w:line="240" w:lineRule="auto"/>
+              <w:jc w:val="both"/>
+              <w:rPr>
+                <w:sz w:val="20"/>
+                <w:szCs w:val="20"/>
+                <w:shd w:val="clear" w:color="auto" w:fill="F9F9F9"/>
+              </w:rPr>
+            </w:pPr>
+          </w:p>
+        </w:tc>
+      </w:tr>
+    </w:tbl>
+    <w:p>
+      <w:pPr>
+        <w:shd w:val="clear" w:color="auto" w:fill="F9F9F9"/>
+        <w:spacing w:line="240" w:lineRule="auto"/>
+        <w:jc w:val="both"/>
+        <w:rPr>
+          <w:sz w:val="20"/>
+          <w:szCs w:val="20"/>
+          <w:shd w:val="clear" w:color="auto" w:fill="F9F9F9"/>
+        </w:rPr>
+      </w:pPr>
+    </w:p>
+    <w:p>
+      <w:pPr>
+        <w:pStyle w:val="Heading2"/>
+        <w:keepNext w:val="0"/>
+        <w:keepLines w:val="0"/>
+        <w:shd w:val="clear" w:color="auto" w:fill="F9F9F9"/>
+        <w:spacing w:before="0" w:after="0" w:line="240" w:lineRule="auto"/>
+        <w:jc w:val="both"/>
+        <w:rPr>
+          <w:b/>
+          <w:color w:val="1E73BE"/>
+          <w:sz w:val="20"/>
+          <w:szCs w:val="20"/>
+          <w:shd w:val="clear" w:color="auto" w:fill="F9F9F9"/>
+        </w:rPr>
+      </w:pPr>
+      <w:bookmarkStart w:id="15" w:name="_knjobvwptvu4" w:colFirst="0" w:colLast="0"/>
+      <w:bookmarkEnd w:id="15"/>
+      <w:r>
+        <w:rPr>
+          <w:b/>
+          <w:color w:val="1E73BE"/>
+          <w:sz w:val="20"/>
+          <w:szCs w:val="20"/>
+          <w:shd w:val="clear" w:color="auto" w:fill="F9F9F9"/>
+        </w:rPr>
+        <w:t>Filtering on Nested Struct columns</w:t>
+      </w:r>
+    </w:p>
+    <w:p>
+      <w:pPr>
+        <w:spacing w:line="240" w:lineRule="auto"/>
+        <w:jc w:val="both"/>
+        <w:rPr>
+          <w:sz w:val="20"/>
+          <w:szCs w:val="20"/>
+          <w:shd w:val="clear" w:color="auto" w:fill="F9F9F9"/>
+        </w:rPr>
+      </w:pPr>
+      <w:r>
+        <w:rPr>
+          <w:sz w:val="20"/>
+          <w:szCs w:val="20"/>
+          <w:shd w:val="clear" w:color="auto" w:fill="F9F9F9"/>
+        </w:rPr>
+        <w:t xml:space="preserve">If your </w:t>
+      </w:r>
+      <w:proofErr w:type="spellStart"/>
+      <w:r>
+        <w:rPr>
+          <w:sz w:val="20"/>
+          <w:szCs w:val="20"/>
+          <w:shd w:val="clear" w:color="auto" w:fill="F9F9F9"/>
+        </w:rPr>
+        <w:t>DataFrame</w:t>
+      </w:r>
+      <w:proofErr w:type="spellEnd"/>
+      <w:r>
+        <w:rPr>
+          <w:sz w:val="20"/>
+          <w:szCs w:val="20"/>
+          <w:shd w:val="clear" w:color="auto" w:fill="F9F9F9"/>
+        </w:rPr>
+        <w:t xml:space="preserve"> consists of nested struct columns, you can use any of the above syntaxes to filter the rows based on the nested column.</w:t>
+      </w:r>
+    </w:p>
+    <w:p>
+      <w:pPr>
+        <w:spacing w:line="240" w:lineRule="auto"/>
+        <w:jc w:val="both"/>
+        <w:rPr>
+          <w:sz w:val="20"/>
+          <w:szCs w:val="20"/>
+          <w:shd w:val="clear" w:color="auto" w:fill="F9F9F9"/>
+        </w:rPr>
+      </w:pPr>
+    </w:p>
+    <w:p>
+      <w:pPr>
+        <w:spacing w:line="240" w:lineRule="auto"/>
+        <w:jc w:val="both"/>
+        <w:rPr>
+          <w:sz w:val="20"/>
+          <w:szCs w:val="20"/>
+          <w:shd w:val="clear" w:color="auto" w:fill="F9F9F9"/>
+        </w:rPr>
+      </w:pPr>
+    </w:p>
+    <w:tbl>
+      <w:tblPr>
+        <w:tblW w:w="9029" w:type="dxa"/>
+        <w:tblBorders>
+          <w:top w:val="single" w:sz="8" w:space="0" w:color="000000"/>
+          <w:left w:val="single" w:sz="8" w:space="0" w:color="000000"/>
+          <w:bottom w:val="single" w:sz="8" w:space="0" w:color="000000"/>
+          <w:right w:val="single" w:sz="8" w:space="0" w:color="000000"/>
+          <w:insideH w:val="single" w:sz="8" w:space="0" w:color="000000"/>
+          <w:insideV w:val="single" w:sz="8" w:space="0" w:color="000000"/>
+        </w:tblBorders>
+        <w:tblLayout w:type="fixed"/>
+        <w:tblLook w:val="0600" w:firstRow="0" w:lastRow="0" w:firstColumn="0" w:lastColumn="0" w:noHBand="1" w:noVBand="1"/>
+      </w:tblPr>
+      <w:tblGrid>
+        <w:gridCol w:w="9029"/>
+      </w:tblGrid>
+      <w:tr>
+        <w:tc>
+          <w:tcPr>
+            <w:tcW w:w="9029" w:type="dxa"/>
+            <w:tcMar>
+              <w:top w:w="100" w:type="dxa"/>
+              <w:left w:w="100" w:type="dxa"/>
+              <w:bottom w:w="100" w:type="dxa"/>
+              <w:right w:w="100" w:type="dxa"/>
+            </w:tcMar>
+          </w:tcPr>
+          <w:p>
+            <w:pPr>
+              <w:widowControl w:val="0"/>
+              <w:pBdr>
+                <w:top w:val="nil"/>
+                <w:left w:val="nil"/>
+                <w:bottom w:val="nil"/>
+                <w:right w:val="nil"/>
+                <w:between w:val="nil"/>
+              </w:pBdr>
+              <w:spacing w:line="240" w:lineRule="auto"/>
+              <w:jc w:val="both"/>
+              <w:rPr>
+                <w:sz w:val="20"/>
+                <w:szCs w:val="20"/>
+                <w:shd w:val="clear" w:color="auto" w:fill="F9F9F9"/>
+              </w:rPr>
+            </w:pPr>
+          </w:p>
+          <w:p>
+            <w:pPr>
+              <w:widowControl w:val="0"/>
+              <w:pBdr>
+                <w:top w:val="nil"/>
+                <w:left w:val="nil"/>
+                <w:bottom w:val="nil"/>
+                <w:right w:val="nil"/>
+                <w:between w:val="nil"/>
+              </w:pBdr>
+              <w:spacing w:line="240" w:lineRule="auto"/>
+              <w:jc w:val="both"/>
+              <w:rPr>
+                <w:sz w:val="20"/>
+                <w:szCs w:val="20"/>
+                <w:shd w:val="clear" w:color="auto" w:fill="F9F9F9"/>
+              </w:rPr>
+            </w:pPr>
+            <w:r>
+              <w:rPr>
+                <w:sz w:val="20"/>
+                <w:szCs w:val="20"/>
+                <w:shd w:val="clear" w:color="auto" w:fill="F9F9F9"/>
+              </w:rPr>
+              <w:t xml:space="preserve">  //Struct condition</w:t>
+            </w:r>
+          </w:p>
+          <w:p>
+            <w:pPr>
+              <w:widowControl w:val="0"/>
+              <w:pBdr>
+                <w:top w:val="nil"/>
+                <w:left w:val="nil"/>
+                <w:bottom w:val="nil"/>
+                <w:right w:val="nil"/>
+                <w:between w:val="nil"/>
+              </w:pBdr>
+              <w:spacing w:line="240" w:lineRule="auto"/>
+              <w:jc w:val="both"/>
+              <w:rPr>
+                <w:sz w:val="20"/>
+                <w:szCs w:val="20"/>
+                <w:shd w:val="clear" w:color="auto" w:fill="F9F9F9"/>
+              </w:rPr>
+            </w:pPr>
+            <w:proofErr w:type="spellStart"/>
+            <w:proofErr w:type="gramStart"/>
+            <w:r>
+              <w:rPr>
+                <w:sz w:val="20"/>
+                <w:szCs w:val="20"/>
+                <w:shd w:val="clear" w:color="auto" w:fill="F9F9F9"/>
+              </w:rPr>
+              <w:t>df.filter</w:t>
+            </w:r>
+            <w:proofErr w:type="spellEnd"/>
+            <w:proofErr w:type="gramEnd"/>
+            <w:r>
+              <w:rPr>
+                <w:sz w:val="20"/>
+                <w:szCs w:val="20"/>
+                <w:shd w:val="clear" w:color="auto" w:fill="F9F9F9"/>
+              </w:rPr>
+              <w:t>(</w:t>
+            </w:r>
+            <w:proofErr w:type="spellStart"/>
+            <w:proofErr w:type="gramStart"/>
+            <w:r>
+              <w:rPr>
+                <w:sz w:val="20"/>
+                <w:szCs w:val="20"/>
+                <w:shd w:val="clear" w:color="auto" w:fill="F9F9F9"/>
+              </w:rPr>
+              <w:t>df.name.lastname</w:t>
+            </w:r>
+            <w:proofErr w:type="spellEnd"/>
+            <w:proofErr w:type="gramEnd"/>
+            <w:r>
+              <w:rPr>
+                <w:sz w:val="20"/>
+                <w:szCs w:val="20"/>
+                <w:shd w:val="clear" w:color="auto" w:fill="F9F9F9"/>
+              </w:rPr>
+              <w:t xml:space="preserve"> == "Williams") \</w:t>
+            </w:r>
+          </w:p>
+          <w:p>
+            <w:pPr>
+              <w:widowControl w:val="0"/>
+              <w:pBdr>
+                <w:top w:val="nil"/>
+                <w:left w:val="nil"/>
+                <w:bottom w:val="nil"/>
+                <w:right w:val="nil"/>
+                <w:between w:val="nil"/>
+              </w:pBdr>
+              <w:spacing w:line="240" w:lineRule="auto"/>
+              <w:jc w:val="both"/>
+              <w:rPr>
+                <w:sz w:val="20"/>
+                <w:szCs w:val="20"/>
+                <w:shd w:val="clear" w:color="auto" w:fill="F9F9F9"/>
+              </w:rPr>
+            </w:pPr>
+            <w:r>
+              <w:rPr>
+                <w:sz w:val="20"/>
+                <w:szCs w:val="20"/>
+                <w:shd w:val="clear" w:color="auto" w:fill="F9F9F9"/>
+              </w:rPr>
+              <w:t xml:space="preserve">    </w:t>
+            </w:r>
+            <w:proofErr w:type="gramStart"/>
+            <w:r>
+              <w:rPr>
+                <w:sz w:val="20"/>
+                <w:szCs w:val="20"/>
+                <w:shd w:val="clear" w:color="auto" w:fill="F9F9F9"/>
+              </w:rPr>
+              <w:t>.show</w:t>
+            </w:r>
+            <w:proofErr w:type="gramEnd"/>
+            <w:r>
+              <w:rPr>
+                <w:sz w:val="20"/>
+                <w:szCs w:val="20"/>
+                <w:shd w:val="clear" w:color="auto" w:fill="F9F9F9"/>
+              </w:rPr>
+              <w:t xml:space="preserve">(truncate=False) </w:t>
+            </w:r>
+          </w:p>
+          <w:p>
+            <w:pPr>
+              <w:widowControl w:val="0"/>
+              <w:pBdr>
+                <w:top w:val="nil"/>
+                <w:left w:val="nil"/>
+                <w:bottom w:val="nil"/>
+                <w:right w:val="nil"/>
+                <w:between w:val="nil"/>
+              </w:pBdr>
+              <w:spacing w:line="240" w:lineRule="auto"/>
+              <w:jc w:val="both"/>
+              <w:rPr>
+                <w:sz w:val="20"/>
+                <w:szCs w:val="20"/>
+                <w:shd w:val="clear" w:color="auto" w:fill="F9F9F9"/>
+              </w:rPr>
+            </w:pPr>
+          </w:p>
+          <w:p>
+            <w:pPr>
+              <w:widowControl w:val="0"/>
+              <w:pBdr>
+                <w:top w:val="nil"/>
+                <w:left w:val="nil"/>
+                <w:bottom w:val="nil"/>
+                <w:right w:val="nil"/>
+                <w:between w:val="nil"/>
+              </w:pBdr>
+              <w:spacing w:line="240" w:lineRule="auto"/>
+              <w:jc w:val="both"/>
+              <w:rPr>
+                <w:sz w:val="20"/>
+                <w:szCs w:val="20"/>
+                <w:shd w:val="clear" w:color="auto" w:fill="F9F9F9"/>
+              </w:rPr>
+            </w:pPr>
+          </w:p>
+        </w:tc>
+      </w:tr>
+    </w:tbl>
+    <w:p>
+      <w:pPr>
+        <w:spacing w:line="240" w:lineRule="auto"/>
+        <w:jc w:val="both"/>
+        <w:rPr>
+          <w:sz w:val="20"/>
+          <w:szCs w:val="20"/>
+          <w:shd w:val="clear" w:color="auto" w:fill="F9F9F9"/>
+        </w:rPr>
+      </w:pPr>
+    </w:p>
     <w:p>
       <w:pPr>
         <w:spacing w:line="240" w:lineRule="auto"/>
@@ -12080,6 +12821,7 @@
     <w:name w:val="heading 2"/>
     <w:basedOn w:val="Normal"/>
     <w:next w:val="Normal"/>
+    <w:link w:val="Heading2Char"/>
     <w:uiPriority w:val="9"/>
     <w:unhideWhenUsed/>
     <w:qFormat/>
@@ -12543,6 +13285,17 @@
       </w:tblCellMar>
     </w:tblPr>
   </w:style>
+  <w:style w:type="character" w:customStyle="1" w:styleId="Heading2Char">
+    <w:name w:val="Heading 2 Char"/>
+    <w:basedOn w:val="DefaultParagraphFont"/>
+    <w:link w:val="Heading2"/>
+    <w:uiPriority w:val="9"/>
+    <w:rsid w:val="007B31FF"/>
+    <w:rPr>
+      <w:sz w:val="32"/>
+      <w:szCs w:val="32"/>
+    </w:rPr>
+  </w:style>
 </w:styles>
 </file>
 
